--- a/content/member-assets/review-testimonial-service/client-email-templates.docx
+++ b/content/member-assets/review-testimonial-service/client-email-templates.docx
@@ -759,7 +759,7 @@
               <w:pStyle w:val="TableCell"/>
             </w:pPr>
             <w:r>
-              <w:t xml:space="preserve">How to use these emails — Replace every bracketed field with buyer-specific context before sending.</w:t>
+              <w:t xml:space="preserve">How to use these emails - Replace every bracketed field with buyer-specific context before sending.</w:t>
             </w:r>
           </w:p>
         </w:tc>
@@ -801,7 +801,7 @@
               <w:pStyle w:val="TableCell"/>
             </w:pPr>
             <w:r>
-              <w:t xml:space="preserve">Cold outreach email — Subject: quick review reply + testimonial clips idea for [business]</w:t>
+              <w:t xml:space="preserve">Cold outreach email - Subject: quick review reply + testimonial clips idea for [business]</w:t>
             </w:r>
           </w:p>
         </w:tc>
@@ -845,7 +845,7 @@
               <w:pStyle w:val="TableCell"/>
             </w:pPr>
             <w:r>
-              <w:t xml:space="preserve">Value-first sample email — Subject: spotted one practical fix</w:t>
+              <w:t xml:space="preserve">Value-first sample email - Subject: spotted one practical fix</w:t>
             </w:r>
           </w:p>
         </w:tc>
@@ -887,7 +887,7 @@
               <w:pStyle w:val="TableCell"/>
             </w:pPr>
             <w:r>
-              <w:t xml:space="preserve">Client intake request — Thanks for confirming the review reply + testimonial clips. To start cleanly, please send…</w:t>
+              <w:t xml:space="preserve">Client intake request - Thanks for confirming the review reply + testimonial clips. To start cleanly, please send…</w:t>
             </w:r>
           </w:p>
         </w:tc>
@@ -931,7 +931,7 @@
               <w:pStyle w:val="TableCell"/>
             </w:pPr>
             <w:r>
-              <w:t xml:space="preserve">Approval request — I have finished the first version. Please review the items marked [APPROVAL NEEDED] before…</w:t>
+              <w:t xml:space="preserve">Approval request - I have finished the first version. Please review the items marked [APPROVAL NEEDED] before…</w:t>
             </w:r>
           </w:p>
         </w:tc>
@@ -973,7 +973,7 @@
               <w:pStyle w:val="TableCell"/>
             </w:pPr>
             <w:r>
-              <w:t xml:space="preserve">Final delivery email — Here is the completed review reply + testimonial clips for [business]. I included the…</w:t>
+              <w:t xml:space="preserve">Final delivery email - Here is the completed review reply + testimonial clips for [business]. I included the…</w:t>
             </w:r>
           </w:p>
         </w:tc>
@@ -1017,7 +1017,7 @@
               <w:pStyle w:val="TableCell"/>
             </w:pPr>
             <w:r>
-              <w:t xml:space="preserve">Follow-up sequence — Day 2: send one additional observation or sample improvement.</w:t>
+              <w:t xml:space="preserve">Follow-up sequence - Day 2: send one additional observation or sample improvement.</w:t>
             </w:r>
           </w:p>
         </w:tc>
@@ -1059,7 +1059,7 @@
               <w:pStyle w:val="TableCell"/>
             </w:pPr>
             <w:r>
-              <w:t xml:space="preserve">Delivery standards (shared) — This asset is for local businesses; replace bracketed fields with their specifics before…</w:t>
+              <w:t xml:space="preserve">Delivery standards (shared) - This asset is for local businesses; replace bracketed fields with their specifics before…</w:t>
             </w:r>
           </w:p>
         </w:tc>
@@ -1706,7 +1706,7 @@
     <w:lvl w:ilvl="0">
       <w:start w:val="1"/>
       <w:numFmt w:val="bullet"/>
-      <w:lvlText w:val="–"/>
+      <w:lvlText w:val="-"/>
       <w:pPr>
         <w:ind w:left="540" w:hanging="220"/>
       </w:pPr>

--- a/content/member-assets/review-testimonial-service/client-email-templates.docx
+++ b/content/member-assets/review-testimonial-service/client-email-templates.docx
@@ -23,7 +23,7 @@
         <w:pStyle w:val="Heading2"/>
       </w:pPr>
       <w:r>
-        <w:t xml:space="preserve">Review Reply + Testimonial Clips</w:t>
+        <w:t xml:space="preserve">AI Review Repurposing Service</w:t>
       </w:r>
     </w:p>
     <w:p>
@@ -39,7 +39,7 @@
         <w:pStyle w:val="Tagline"/>
       </w:pPr>
       <w:r>
-        <w:t xml:space="preserve">Turn boring customer reviews into sales assets.</w:t>
+        <w:t xml:space="preserve">Turn one customer review into replies, website proof, email copy, and social content.</w:t>
       </w:r>
     </w:p>
     <w:p>
@@ -801,7 +801,7 @@
               <w:pStyle w:val="TableCell"/>
             </w:pPr>
             <w:r>
-              <w:t xml:space="preserve">Cold outreach email - Subject: quick review reply + testimonial clips idea for [business]</w:t>
+              <w:t xml:space="preserve">Cold outreach email - Subject: quick ai review repurposing service idea for [business]</w:t>
             </w:r>
           </w:p>
         </w:tc>
@@ -887,7 +887,7 @@
               <w:pStyle w:val="TableCell"/>
             </w:pPr>
             <w:r>
-              <w:t xml:space="preserve">Client intake request - Thanks for confirming the review reply + testimonial clips. To start cleanly, please send…</w:t>
+              <w:t xml:space="preserve">Client intake request - Thanks for confirming the ai review repurposing service. To start cleanly, please send the…</w:t>
             </w:r>
           </w:p>
         </w:tc>
@@ -973,7 +973,7 @@
               <w:pStyle w:val="TableCell"/>
             </w:pPr>
             <w:r>
-              <w:t xml:space="preserve">Final delivery email - Here is the completed review reply + testimonial clips for [business]. I included the…</w:t>
+              <w:t xml:space="preserve">Final delivery email - Here is the completed ai review repurposing service for [business]. I included the working…</w:t>
             </w:r>
           </w:p>
         </w:tc>
@@ -1150,7 +1150,7 @@
         <w:pStyle w:val="EmailSubject"/>
       </w:pPr>
       <w:r>
-        <w:t xml:space="preserve">Subject: quick review reply + testimonial clips idea for [business]</w:t>
+        <w:t xml:space="preserve">Subject: quick ai review repurposing service idea for [business]</w:t>
       </w:r>
     </w:p>
     <w:p>
@@ -1166,7 +1166,7 @@
         <w:pStyle w:val="ExampleBlock"/>
       </w:pPr>
       <w:r>
-        <w:t xml:space="preserve">I put together a fixed-scope review reply + testimonial clips that helps with review platforms, reply tone, escalation rules, testimonial permissions, and design approvals.</w:t>
+        <w:t xml:space="preserve">I put together a fixed-scope ai review repurposing service that helps with review platforms, reply tone, escalation rules, testimonial permissions, and design approvals.</w:t>
       </w:r>
     </w:p>
     <w:p>
@@ -1206,7 +1206,7 @@
         <w:pStyle w:val="ExampleBlock"/>
       </w:pPr>
       <w:r>
-        <w:t xml:space="preserve">If useful, I can package the full review reply + testimonial clips as a small paid sprint with one approval round and a clean handoff.</w:t>
+        <w:t xml:space="preserve">If useful, I can package the full ai review repurposing service as a small paid sprint with one approval round and a clean handoff.</w:t>
       </w:r>
     </w:p>
     <w:p>
@@ -1230,7 +1230,7 @@
         <w:pStyle w:val="ExampleBlock"/>
       </w:pPr>
       <w:r>
-        <w:t xml:space="preserve">Thanks for confirming the review reply + testimonial clips. To start cleanly, please send the intake details for review platforms, reply tone, escalation rules, testimonial permissions, and design approvals.</w:t>
+        <w:t xml:space="preserve">Thanks for confirming the ai review repurposing service. To start cleanly, please send the intake details for review platforms, reply tone, escalation rules, testimonial permissions, and design approvals.</w:t>
       </w:r>
     </w:p>
     <w:p>
@@ -1314,7 +1314,7 @@
         <w:pStyle w:val="ExampleBlock"/>
       </w:pPr>
       <w:r>
-        <w:t xml:space="preserve">Here is the completed review reply + testimonial clips for [business]. I included the working file, final export, and short implementation notes.</w:t>
+        <w:t xml:space="preserve">Here is the completed ai review repurposing service for [business]. I included the working file, final export, and short implementation notes.</w:t>
       </w:r>
     </w:p>
     <w:p>
@@ -1680,7 +1680,7 @@
         <w:sz w:val="16"/>
         <w:color w:val="57534E"/>
       </w:rPr>
-      <w:t xml:space="preserve">Side Hustle Stephen / Review Reply + Testimonial Clips / Page </w:t>
+      <w:t xml:space="preserve">Side Hustle Stephen / AI Review Repurposing Service / Page </w:t>
     </w:r>
     <w:r>
       <w:rPr>
